--- a/docs/samples/stress_test_2.docx
+++ b/docs/samples/stress_test_2.docx
@@ -546,7 +546,52 @@
         <w:sz w:val="16"/>
         <w:color w:val="595959"/>
       </w:rPr>
-      <w:t xml:space="preserve">Platform Engineering</w:t>
+      <w:t xml:space="preserve">Platform Engineering  ·  Page </w:t>
+    </w:r>
+    <w:r>
+      <w:fldChar w:fldCharType="begin"/>
+    </w:r>
+    <w:r>
+      <w:instrText xml:space="preserve"> PAGE </w:instrText>
+    </w:r>
+    <w:r>
+      <w:fldChar w:fldCharType="separate"/>
+    </w:r>
+    <w:r>
+      <w:rPr>
+        <w:sz w:val="16"/>
+        <w:color w:val="595959"/>
+      </w:rPr>
+      <w:t>1</w:t>
+    </w:r>
+    <w:r>
+      <w:fldChar w:fldCharType="end"/>
+    </w:r>
+    <w:r>
+      <w:rPr>
+        <w:sz w:val="16"/>
+        <w:color w:val="595959"/>
+      </w:rPr>
+      <w:t xml:space="preserve"> of </w:t>
+    </w:r>
+    <w:r>
+      <w:fldChar w:fldCharType="begin"/>
+    </w:r>
+    <w:r>
+      <w:instrText xml:space="preserve"> NUMPAGES </w:instrText>
+    </w:r>
+    <w:r>
+      <w:fldChar w:fldCharType="separate"/>
+    </w:r>
+    <w:r>
+      <w:rPr>
+        <w:sz w:val="16"/>
+        <w:color w:val="595959"/>
+      </w:rPr>
+      <w:t>1</w:t>
+    </w:r>
+    <w:r>
+      <w:fldChar w:fldCharType="end"/>
     </w:r>
   </w:p>
 </w:ftr>
